--- a/results/manuscript/smmr_submission/smmr_tables_separate.docx
+++ b/results/manuscript/smmr_submission/smmr_tables_separate.docx
@@ -3150,6 +3150,671 @@
           <w:p>
             <w:r>
               <w:t>0.43</w:t>
+            </w:r>
+          </w:p>
+        </w:tc>
+        <w:tc>
+          <w:tcPr>
+            <w:tcW w:type="dxa" w:w="1728"/>
+          </w:tcPr>
+          <w:p>
+            <w:r>
+              <w:t>0.04</w:t>
+            </w:r>
+          </w:p>
+        </w:tc>
+      </w:tr>
+    </w:tbl>
+    <w:p/>
+    <w:p>
+      <w:pPr>
+        <w:jc w:val="center"/>
+      </w:pPr>
+      <w:r>
+        <w:rPr>
+          <w:b/>
+        </w:rPr>
+        <w:t>Supplementary Table S7. Absolute-deviation diagnostic discrimination of C1 and W_est against the empirical null distribution (n=2000, K=5, 200 null and 50 alternative replications).</w:t>
+      </w:r>
+    </w:p>
+    <w:tbl>
+      <w:tblPr>
+        <w:tblStyle w:val="TableGrid"/>
+        <w:tblW w:type="auto" w:w="0"/>
+        <w:tblLook w:firstColumn="1" w:firstRow="1" w:lastColumn="0" w:lastRow="0" w:noHBand="0" w:noVBand="1" w:val="04A0"/>
+      </w:tblPr>
+      <w:tblGrid>
+        <w:gridCol w:w="1728"/>
+        <w:gridCol w:w="1728"/>
+        <w:gridCol w:w="1728"/>
+        <w:gridCol w:w="1728"/>
+        <w:gridCol w:w="1728"/>
+      </w:tblGrid>
+      <w:tr>
+        <w:tc>
+          <w:tcPr>
+            <w:tcW w:type="dxa" w:w="1728"/>
+          </w:tcPr>
+          <w:p>
+            <w:r>
+              <w:rPr>
+                <w:b/>
+              </w:rPr>
+              <w:t>Method</w:t>
+            </w:r>
+          </w:p>
+        </w:tc>
+        <w:tc>
+          <w:tcPr>
+            <w:tcW w:type="dxa" w:w="1728"/>
+          </w:tcPr>
+          <w:p>
+            <w:r>
+              <w:rPr>
+                <w:b/>
+              </w:rPr>
+              <w:t>C1 abs-AUC</w:t>
+            </w:r>
+          </w:p>
+        </w:tc>
+        <w:tc>
+          <w:tcPr>
+            <w:tcW w:type="dxa" w:w="1728"/>
+          </w:tcPr>
+          <w:p>
+            <w:r>
+              <w:rPr>
+                <w:b/>
+              </w:rPr>
+              <w:t>C1 abs TPR@5% FPR</w:t>
+            </w:r>
+          </w:p>
+        </w:tc>
+        <w:tc>
+          <w:tcPr>
+            <w:tcW w:type="dxa" w:w="1728"/>
+          </w:tcPr>
+          <w:p>
+            <w:r>
+              <w:rPr>
+                <w:b/>
+              </w:rPr>
+              <w:t>W_est abs-AUC</w:t>
+            </w:r>
+          </w:p>
+        </w:tc>
+        <w:tc>
+          <w:tcPr>
+            <w:tcW w:type="dxa" w:w="1728"/>
+          </w:tcPr>
+          <w:p>
+            <w:r>
+              <w:rPr>
+                <w:b/>
+              </w:rPr>
+              <w:t>W_est abs TPR@5% FPR</w:t>
+            </w:r>
+          </w:p>
+        </w:tc>
+      </w:tr>
+      <w:tr>
+        <w:tc>
+          <w:tcPr>
+            <w:tcW w:type="dxa" w:w="1728"/>
+          </w:tcPr>
+          <w:p>
+            <w:r>
+              <w:t>1A_predicted_prob</w:t>
+            </w:r>
+          </w:p>
+        </w:tc>
+        <w:tc>
+          <w:tcPr>
+            <w:tcW w:type="dxa" w:w="1728"/>
+          </w:tcPr>
+          <w:p>
+            <w:r>
+              <w:t>0.52</w:t>
+            </w:r>
+          </w:p>
+        </w:tc>
+        <w:tc>
+          <w:tcPr>
+            <w:tcW w:type="dxa" w:w="1728"/>
+          </w:tcPr>
+          <w:p>
+            <w:r>
+              <w:t>0.06</w:t>
+            </w:r>
+          </w:p>
+        </w:tc>
+        <w:tc>
+          <w:tcPr>
+            <w:tcW w:type="dxa" w:w="1728"/>
+          </w:tcPr>
+          <w:p>
+            <w:r>
+              <w:t>0.52</w:t>
+            </w:r>
+          </w:p>
+        </w:tc>
+        <w:tc>
+          <w:tcPr>
+            <w:tcW w:type="dxa" w:w="1728"/>
+          </w:tcPr>
+          <w:p>
+            <w:r>
+              <w:t>0.08</w:t>
+            </w:r>
+          </w:p>
+        </w:tc>
+      </w:tr>
+      <w:tr>
+        <w:tc>
+          <w:tcPr>
+            <w:tcW w:type="dxa" w:w="1728"/>
+          </w:tcPr>
+          <w:p>
+            <w:r>
+              <w:t>1B_residual</w:t>
+            </w:r>
+          </w:p>
+        </w:tc>
+        <w:tc>
+          <w:tcPr>
+            <w:tcW w:type="dxa" w:w="1728"/>
+          </w:tcPr>
+          <w:p>
+            <w:r>
+              <w:t>0.47</w:t>
+            </w:r>
+          </w:p>
+        </w:tc>
+        <w:tc>
+          <w:tcPr>
+            <w:tcW w:type="dxa" w:w="1728"/>
+          </w:tcPr>
+          <w:p>
+            <w:r>
+              <w:t>0.06</w:t>
+            </w:r>
+          </w:p>
+        </w:tc>
+        <w:tc>
+          <w:tcPr>
+            <w:tcW w:type="dxa" w:w="1728"/>
+          </w:tcPr>
+          <w:p>
+            <w:r>
+              <w:t>0.52</w:t>
+            </w:r>
+          </w:p>
+        </w:tc>
+        <w:tc>
+          <w:tcPr>
+            <w:tcW w:type="dxa" w:w="1728"/>
+          </w:tcPr>
+          <w:p>
+            <w:r>
+              <w:t>0.06</w:t>
+            </w:r>
+          </w:p>
+        </w:tc>
+      </w:tr>
+      <w:tr>
+        <w:tc>
+          <w:tcPr>
+            <w:tcW w:type="dxa" w:w="1728"/>
+          </w:tcPr>
+          <w:p>
+            <w:r>
+              <w:t>1C_cv_decision</w:t>
+            </w:r>
+          </w:p>
+        </w:tc>
+        <w:tc>
+          <w:tcPr>
+            <w:tcW w:type="dxa" w:w="1728"/>
+          </w:tcPr>
+          <w:p>
+            <w:r>
+              <w:t>0.52</w:t>
+            </w:r>
+          </w:p>
+        </w:tc>
+        <w:tc>
+          <w:tcPr>
+            <w:tcW w:type="dxa" w:w="1728"/>
+          </w:tcPr>
+          <w:p>
+            <w:r>
+              <w:t>0.06</w:t>
+            </w:r>
+          </w:p>
+        </w:tc>
+        <w:tc>
+          <w:tcPr>
+            <w:tcW w:type="dxa" w:w="1728"/>
+          </w:tcPr>
+          <w:p>
+            <w:r>
+              <w:t>0.52</w:t>
+            </w:r>
+          </w:p>
+        </w:tc>
+        <w:tc>
+          <w:tcPr>
+            <w:tcW w:type="dxa" w:w="1728"/>
+          </w:tcPr>
+          <w:p>
+            <w:r>
+              <w:t>0.08</w:t>
+            </w:r>
+          </w:p>
+        </w:tc>
+      </w:tr>
+      <w:tr>
+        <w:tc>
+          <w:tcPr>
+            <w:tcW w:type="dxa" w:w="1728"/>
+          </w:tcPr>
+          <w:p>
+            <w:r>
+              <w:t>2A_PCA_cum60</w:t>
+            </w:r>
+          </w:p>
+        </w:tc>
+        <w:tc>
+          <w:tcPr>
+            <w:tcW w:type="dxa" w:w="1728"/>
+          </w:tcPr>
+          <w:p>
+            <w:r>
+              <w:t>0.53</w:t>
+            </w:r>
+          </w:p>
+        </w:tc>
+        <w:tc>
+          <w:tcPr>
+            <w:tcW w:type="dxa" w:w="1728"/>
+          </w:tcPr>
+          <w:p>
+            <w:r>
+              <w:t>0.06</w:t>
+            </w:r>
+          </w:p>
+        </w:tc>
+        <w:tc>
+          <w:tcPr>
+            <w:tcW w:type="dxa" w:w="1728"/>
+          </w:tcPr>
+          <w:p>
+            <w:r>
+              <w:t>0.49</w:t>
+            </w:r>
+          </w:p>
+        </w:tc>
+        <w:tc>
+          <w:tcPr>
+            <w:tcW w:type="dxa" w:w="1728"/>
+          </w:tcPr>
+          <w:p>
+            <w:r>
+              <w:t>0.06</w:t>
+            </w:r>
+          </w:p>
+        </w:tc>
+      </w:tr>
+      <w:tr>
+        <w:tc>
+          <w:tcPr>
+            <w:tcW w:type="dxa" w:w="1728"/>
+          </w:tcPr>
+          <w:p>
+            <w:r>
+              <w:t>2B_clustering</w:t>
+            </w:r>
+          </w:p>
+        </w:tc>
+        <w:tc>
+          <w:tcPr>
+            <w:tcW w:type="dxa" w:w="1728"/>
+          </w:tcPr>
+          <w:p>
+            <w:r>
+              <w:t>0.51</w:t>
+            </w:r>
+          </w:p>
+        </w:tc>
+        <w:tc>
+          <w:tcPr>
+            <w:tcW w:type="dxa" w:w="1728"/>
+          </w:tcPr>
+          <w:p>
+            <w:r>
+              <w:t>0.02</w:t>
+            </w:r>
+          </w:p>
+        </w:tc>
+        <w:tc>
+          <w:tcPr>
+            <w:tcW w:type="dxa" w:w="1728"/>
+          </w:tcPr>
+          <w:p>
+            <w:r>
+              <w:t>0.47</w:t>
+            </w:r>
+          </w:p>
+        </w:tc>
+        <w:tc>
+          <w:tcPr>
+            <w:tcW w:type="dxa" w:w="1728"/>
+          </w:tcPr>
+          <w:p>
+            <w:r>
+              <w:t>0.06</w:t>
+            </w:r>
+          </w:p>
+        </w:tc>
+      </w:tr>
+      <w:tr>
+        <w:tc>
+          <w:tcPr>
+            <w:tcW w:type="dxa" w:w="1728"/>
+          </w:tcPr>
+          <w:p>
+            <w:r>
+              <w:t>GMM</w:t>
+            </w:r>
+          </w:p>
+        </w:tc>
+        <w:tc>
+          <w:tcPr>
+            <w:tcW w:type="dxa" w:w="1728"/>
+          </w:tcPr>
+          <w:p>
+            <w:r>
+              <w:t>0.49</w:t>
+            </w:r>
+          </w:p>
+        </w:tc>
+        <w:tc>
+          <w:tcPr>
+            <w:tcW w:type="dxa" w:w="1728"/>
+          </w:tcPr>
+          <w:p>
+            <w:r>
+              <w:t>0.06</w:t>
+            </w:r>
+          </w:p>
+        </w:tc>
+        <w:tc>
+          <w:tcPr>
+            <w:tcW w:type="dxa" w:w="1728"/>
+          </w:tcPr>
+          <w:p>
+            <w:r>
+              <w:t>0.49</w:t>
+            </w:r>
+          </w:p>
+        </w:tc>
+        <w:tc>
+          <w:tcPr>
+            <w:tcW w:type="dxa" w:w="1728"/>
+          </w:tcPr>
+          <w:p>
+            <w:r>
+              <w:t>0.08</w:t>
+            </w:r>
+          </w:p>
+        </w:tc>
+      </w:tr>
+      <w:tr>
+        <w:tc>
+          <w:tcPr>
+            <w:tcW w:type="dxa" w:w="1728"/>
+          </w:tcPr>
+          <w:p>
+            <w:r>
+              <w:t>PS_propensity_score</w:t>
+            </w:r>
+          </w:p>
+        </w:tc>
+        <w:tc>
+          <w:tcPr>
+            <w:tcW w:type="dxa" w:w="1728"/>
+          </w:tcPr>
+          <w:p>
+            <w:r>
+              <w:t>0.53</w:t>
+            </w:r>
+          </w:p>
+        </w:tc>
+        <w:tc>
+          <w:tcPr>
+            <w:tcW w:type="dxa" w:w="1728"/>
+          </w:tcPr>
+          <w:p>
+            <w:r>
+              <w:t>0.06</w:t>
+            </w:r>
+          </w:p>
+        </w:tc>
+        <w:tc>
+          <w:tcPr>
+            <w:tcW w:type="dxa" w:w="1728"/>
+          </w:tcPr>
+          <w:p>
+            <w:r>
+              <w:t>0.48</w:t>
+            </w:r>
+          </w:p>
+        </w:tc>
+        <w:tc>
+          <w:tcPr>
+            <w:tcW w:type="dxa" w:w="1728"/>
+          </w:tcPr>
+          <w:p>
+            <w:r>
+              <w:t>0.02</w:t>
+            </w:r>
+          </w:p>
+        </w:tc>
+      </w:tr>
+      <w:tr>
+        <w:tc>
+          <w:tcPr>
+            <w:tcW w:type="dxa" w:w="1728"/>
+          </w:tcPr>
+          <w:p>
+            <w:r>
+              <w:t>Prognostic_score</w:t>
+            </w:r>
+          </w:p>
+        </w:tc>
+        <w:tc>
+          <w:tcPr>
+            <w:tcW w:type="dxa" w:w="1728"/>
+          </w:tcPr>
+          <w:p>
+            <w:r>
+              <w:t>0.52</w:t>
+            </w:r>
+          </w:p>
+        </w:tc>
+        <w:tc>
+          <w:tcPr>
+            <w:tcW w:type="dxa" w:w="1728"/>
+          </w:tcPr>
+          <w:p>
+            <w:r>
+              <w:t>0.02</w:t>
+            </w:r>
+          </w:p>
+        </w:tc>
+        <w:tc>
+          <w:tcPr>
+            <w:tcW w:type="dxa" w:w="1728"/>
+          </w:tcPr>
+          <w:p>
+            <w:r>
+              <w:t>0.59</w:t>
+            </w:r>
+          </w:p>
+        </w:tc>
+        <w:tc>
+          <w:tcPr>
+            <w:tcW w:type="dxa" w:w="1728"/>
+          </w:tcPr>
+          <w:p>
+            <w:r>
+              <w:t>0.04</w:t>
+            </w:r>
+          </w:p>
+        </w:tc>
+      </w:tr>
+      <w:tr>
+        <w:tc>
+          <w:tcPr>
+            <w:tcW w:type="dxa" w:w="1728"/>
+          </w:tcPr>
+          <w:p>
+            <w:r>
+              <w:t>baseline_oracle_kmeans</w:t>
+            </w:r>
+          </w:p>
+        </w:tc>
+        <w:tc>
+          <w:tcPr>
+            <w:tcW w:type="dxa" w:w="1728"/>
+          </w:tcPr>
+          <w:p>
+            <w:r>
+              <w:t>0.42</w:t>
+            </w:r>
+          </w:p>
+        </w:tc>
+        <w:tc>
+          <w:tcPr>
+            <w:tcW w:type="dxa" w:w="1728"/>
+          </w:tcPr>
+          <w:p>
+            <w:r>
+              <w:t>0.00</w:t>
+            </w:r>
+          </w:p>
+        </w:tc>
+        <w:tc>
+          <w:tcPr>
+            <w:tcW w:type="dxa" w:w="1728"/>
+          </w:tcPr>
+          <w:p>
+            <w:r>
+              <w:t>0.48</w:t>
+            </w:r>
+          </w:p>
+        </w:tc>
+        <w:tc>
+          <w:tcPr>
+            <w:tcW w:type="dxa" w:w="1728"/>
+          </w:tcPr>
+          <w:p>
+            <w:r>
+              <w:t>0.04</w:t>
+            </w:r>
+          </w:p>
+        </w:tc>
+      </w:tr>
+      <w:tr>
+        <w:tc>
+          <w:tcPr>
+            <w:tcW w:type="dxa" w:w="1728"/>
+          </w:tcPr>
+          <w:p>
+            <w:r>
+              <w:t>baseline_oracle_quantile</w:t>
+            </w:r>
+          </w:p>
+        </w:tc>
+        <w:tc>
+          <w:tcPr>
+            <w:tcW w:type="dxa" w:w="1728"/>
+          </w:tcPr>
+          <w:p>
+            <w:r>
+              <w:t>0.47</w:t>
+            </w:r>
+          </w:p>
+        </w:tc>
+        <w:tc>
+          <w:tcPr>
+            <w:tcW w:type="dxa" w:w="1728"/>
+          </w:tcPr>
+          <w:p>
+            <w:r>
+              <w:t>0.00</w:t>
+            </w:r>
+          </w:p>
+        </w:tc>
+        <w:tc>
+          <w:tcPr>
+            <w:tcW w:type="dxa" w:w="1728"/>
+          </w:tcPr>
+          <w:p>
+            <w:r>
+              <w:t>0.54</w:t>
+            </w:r>
+          </w:p>
+        </w:tc>
+        <w:tc>
+          <w:tcPr>
+            <w:tcW w:type="dxa" w:w="1728"/>
+          </w:tcPr>
+          <w:p>
+            <w:r>
+              <w:t>0.06</w:t>
+            </w:r>
+          </w:p>
+        </w:tc>
+      </w:tr>
+      <w:tr>
+        <w:tc>
+          <w:tcPr>
+            <w:tcW w:type="dxa" w:w="1728"/>
+          </w:tcPr>
+          <w:p>
+            <w:r>
+              <w:t>baseline_random</w:t>
+            </w:r>
+          </w:p>
+        </w:tc>
+        <w:tc>
+          <w:tcPr>
+            <w:tcW w:type="dxa" w:w="1728"/>
+          </w:tcPr>
+          <w:p>
+            <w:r>
+              <w:t>0.46</w:t>
+            </w:r>
+          </w:p>
+        </w:tc>
+        <w:tc>
+          <w:tcPr>
+            <w:tcW w:type="dxa" w:w="1728"/>
+          </w:tcPr>
+          <w:p>
+            <w:r>
+              <w:t>0.04</w:t>
+            </w:r>
+          </w:p>
+        </w:tc>
+        <w:tc>
+          <w:tcPr>
+            <w:tcW w:type="dxa" w:w="1728"/>
+          </w:tcPr>
+          <w:p>
+            <w:r>
+              <w:t>0.53</w:t>
             </w:r>
           </w:p>
         </w:tc>
